--- a/results/reports/individual_reports/summary_metadata.docx
+++ b/results/reports/individual_reports/summary_metadata.docx
@@ -223,7 +223,7 @@
           <w:sz w:val="26"/>
           <w:szCs w:val="26"/>
         </w:rPr>
-        <w:t>67.79</w:t>
+        <w:t>74.1</w:t>
       </w:r>
       <w:r>
         <w:rPr>
